--- a/content/articles/When_Insider_Buying_Actually_Matters.docx
+++ b/content/articles/When_Insider_Buying_Actually_Matters.docx
@@ -30,14 +30,14 @@
           <w:b/>
           <w:bCs/>
         </w:rPr>
-        <w:t>July 24</w:t>
+        <w:t>December 19</w:t>
       </w:r>
       <w:r>
         <w:rPr>
           <w:b/>
           <w:bCs/>
         </w:rPr>
-        <w:t>, 2026</w:t>
+        <w:t>, 2025</w:t>
       </w:r>
     </w:p>
     <w:p>
